--- a/docs/exports/system-design.docx
+++ b/docs/exports/system-design.docx
@@ -105,19 +105,19 @@
         <w:t xml:space="preserve"> </w:t>
       </w:r>
       <w:r>
-        <w:t xml:space="preserve">rules, Alertmanager routing, Kubernetes manifests and GitHub workflows pass their official</w:t>
-      </w:r>
-      <w:r>
-        <w:t xml:space="preserve"> </w:t>
-      </w:r>
-      <w:r>
-        <w:t xml:space="preserve">validators. Not yet run anywhere: a real Kubernetes cluster, the Prometheus/Grafana/Loki</w:t>
-      </w:r>
-      <w:r>
-        <w:t xml:space="preserve"> </w:t>
-      </w:r>
-      <w:r>
-        <w:t xml:space="preserve">containers, and the GitHub Actions pipelines (they need your GitHub repo and hosting).</w:t>
+        <w:t xml:space="preserve">rules, Alertmanager routing and Kubernetes manifests pass their official validators, and the</w:t>
+      </w:r>
+      <w:r>
+        <w:t xml:space="preserve"> </w:t>
+      </w:r>
+      <w:r>
+        <w:t xml:space="preserve">GitHub Actions CI pipeline passes on GitHub. Not yet run: a real Kubernetes cluster, the</w:t>
+      </w:r>
+      <w:r>
+        <w:t xml:space="preserve"> </w:t>
+      </w:r>
+      <w:r>
+        <w:t xml:space="preserve">Prometheus/Grafana/Loki containers, and the deploy workflow (they need hosting).</w:t>
       </w:r>
       <w:r>
         <w:t xml:space="preserve"> </w:t>
@@ -7602,6 +7602,80 @@
           </w:p>
         </w:tc>
       </w:tr>
+      <w:tr>
+        <w:tc>
+          <w:tcPr/>
+          <w:p>
+            <w:pPr>
+              <w:pStyle w:val="Compact"/>
+            </w:pPr>
+            <w:r>
+              <w:t xml:space="preserve">First GitHub CI runs</w:t>
+            </w:r>
+          </w:p>
+        </w:tc>
+        <w:tc>
+          <w:tcPr/>
+          <w:p>
+            <w:pPr>
+              <w:pStyle w:val="Compact"/>
+            </w:pPr>
+            <w:r>
+              <w:t xml:space="preserve">Route types missing on a fresh checkout; mobile lock file broken on Linux; image names must be lowercase; Trivy found 3 fixable critical Perl CVEs in the base image</w:t>
+            </w:r>
+          </w:p>
+        </w:tc>
+        <w:tc>
+          <w:tcPr/>
+          <w:p>
+            <w:pPr>
+              <w:pStyle w:val="Compact"/>
+            </w:pPr>
+            <w:r>
+              <w:rPr>
+                <w:rStyle w:val="VerbatimChar"/>
+              </w:rPr>
+              <w:t xml:space="preserve">next typegen</w:t>
+            </w:r>
+            <w:r>
+              <w:t xml:space="preserve"> </w:t>
+            </w:r>
+            <w:r>
+              <w:t xml:space="preserve">before type-check; Linux-generated locks; lowercase</w:t>
+            </w:r>
+            <w:r>
+              <w:t xml:space="preserve"> </w:t>
+            </w:r>
+            <w:r>
+              <w:rPr>
+                <w:rStyle w:val="VerbatimChar"/>
+              </w:rPr>
+              <w:t xml:space="preserve">ghcr.io</w:t>
+            </w:r>
+            <w:r>
+              <w:t xml:space="preserve"> </w:t>
+            </w:r>
+            <w:r>
+              <w:t xml:space="preserve">names;</w:t>
+            </w:r>
+            <w:r>
+              <w:t xml:space="preserve"> </w:t>
+            </w:r>
+            <w:r>
+              <w:rPr>
+                <w:rStyle w:val="VerbatimChar"/>
+              </w:rPr>
+              <w:t xml:space="preserve">apt-get upgrade</w:t>
+            </w:r>
+            <w:r>
+              <w:t xml:space="preserve"> </w:t>
+            </w:r>
+            <w:r>
+              <w:t xml:space="preserve">in the image</w:t>
+            </w:r>
+          </w:p>
+        </w:tc>
+      </w:tr>
     </w:tbl>
     <w:p>
       <w:pPr>
@@ -8343,40 +8417,35 @@
               <w:pStyle w:val="Compact"/>
             </w:pPr>
             <w:r>
-              <w:t xml:space="preserve">GitHub Actions workflows</w:t>
-            </w:r>
-          </w:p>
-        </w:tc>
-        <w:tc>
-          <w:tcPr/>
-          <w:p>
-            <w:pPr>
-              <w:pStyle w:val="Compact"/>
-            </w:pPr>
-            <w:r>
-              <w:rPr>
-                <w:rStyle w:val="VerbatimChar"/>
-              </w:rPr>
-              <w:t xml:space="preserve">actionlint</w:t>
-            </w:r>
-            <w:r>
-              <w:t xml:space="preserve"> </w:t>
-            </w:r>
-            <w:r>
-              <w:t xml:space="preserve">passes; not yet run on GitHub</w:t>
-            </w:r>
-          </w:p>
-        </w:tc>
-      </w:tr>
-      <w:tr>
-        <w:tc>
-          <w:tcPr/>
-          <w:p>
-            <w:pPr>
-              <w:pStyle w:val="Compact"/>
-            </w:pPr>
-            <w:r>
-              <w:t xml:space="preserve">Real Kubernetes cluster, Prometheus/Grafana/Loki containers</w:t>
+              <w:t xml:space="preserve">GitHub Actions CI (quality, tests on Postgres, browser tests, image build + Trivy scan, push to GHCR)</w:t>
+            </w:r>
+          </w:p>
+        </w:tc>
+        <w:tc>
+          <w:tcPr/>
+          <w:p>
+            <w:pPr>
+              <w:pStyle w:val="Compact"/>
+            </w:pPr>
+            <w:r>
+              <w:rPr>
+                <w:b/>
+                <w:bCs/>
+              </w:rPr>
+              <w:t xml:space="preserve">Passing on GitHub</w:t>
+            </w:r>
+          </w:p>
+        </w:tc>
+      </w:tr>
+      <w:tr>
+        <w:tc>
+          <w:tcPr/>
+          <w:p>
+            <w:pPr>
+              <w:pStyle w:val="Compact"/>
+            </w:pPr>
+            <w:r>
+              <w:t xml:space="preserve">Real Kubernetes cluster, Prometheus/Grafana/Loki containers, deploy workflow</w:t>
             </w:r>
           </w:p>
         </w:tc>

--- a/docs/exports/system-design.docx
+++ b/docs/exports/system-design.docx
@@ -1605,7 +1605,7 @@
         <w:t xml:space="preserve"> </w:t>
       </w:r>
       <w:r>
-        <w:t xml:space="preserve">showings 8 per hour, concierge 30 per 10 min, ops assistant 60 per minute, Dual-Move share 5 per hour,</w:t>
+        <w:t xml:space="preserve">showings 8 per hour, AI assistant 30 per 10 min, ops assistant 60 per minute, Dual-Move share 5 per hour,</w:t>
       </w:r>
       <w:r>
         <w:t xml:space="preserve"> </w:t>
@@ -2774,6 +2774,49 @@
           <w:b/>
           <w:bCs/>
         </w:rPr>
+        <w:t xml:space="preserve">Emails</w:t>
+      </w:r>
+      <w:r>
+        <w:t xml:space="preserve"> </w:t>
+      </w:r>
+      <w:r>
+        <w:t xml:space="preserve">(</w:t>
+      </w:r>
+      <w:r>
+        <w:rPr>
+          <w:rStyle w:val="VerbatimChar"/>
+        </w:rPr>
+        <w:t xml:space="preserve">email.send</w:t>
+      </w:r>
+      <w:r>
+        <w:t xml:space="preserve">, 6 attempts): confirmation and password-reset emails are queued in the same</w:t>
+      </w:r>
+      <w:r>
+        <w:t xml:space="preserve"> </w:t>
+      </w:r>
+      <w:r>
+        <w:t xml:space="preserve">transaction that creates the token, so a link is never emailed for a rolled-back sign-up, and a mail</w:t>
+      </w:r>
+      <w:r>
+        <w:t xml:space="preserve"> </w:t>
+      </w:r>
+      <w:r>
+        <w:t xml:space="preserve">server outage only delays delivery.</w:t>
+      </w:r>
+    </w:p>
+    <w:p>
+      <w:pPr>
+        <w:pStyle w:val="Compact"/>
+        <w:numPr>
+          <w:ilvl w:val="0"/>
+          <w:numId w:val="1003"/>
+        </w:numPr>
+      </w:pPr>
+      <w:r>
+        <w:rPr>
+          <w:b/>
+          <w:bCs/>
+        </w:rPr>
         <w:t xml:space="preserve">Scheduler:</w:t>
       </w:r>
       <w:r>
@@ -3809,6 +3852,116 @@
           </w:p>
         </w:tc>
       </w:tr>
+      <w:tr>
+        <w:tc>
+          <w:tcPr/>
+          <w:p>
+            <w:pPr>
+              <w:pStyle w:val="Compact"/>
+            </w:pPr>
+            <w:r>
+              <w:t xml:space="preserve">SMTP (account emails)</w:t>
+            </w:r>
+          </w:p>
+        </w:tc>
+        <w:tc>
+          <w:tcPr/>
+          <w:p>
+            <w:pPr>
+              <w:pStyle w:val="Compact"/>
+            </w:pPr>
+            <w:r>
+              <w:rPr>
+                <w:rStyle w:val="VerbatimChar"/>
+              </w:rPr>
+              <w:t xml:space="preserve">smtp</w:t>
+            </w:r>
+          </w:p>
+        </w:tc>
+        <w:tc>
+          <w:tcPr/>
+          <w:p>
+            <w:pPr>
+              <w:pStyle w:val="Compact"/>
+            </w:pPr>
+            <w:r>
+              <w:t xml:space="preserve">5 / 60 s / 20 s</w:t>
+            </w:r>
+          </w:p>
+        </w:tc>
+        <w:tc>
+          <w:tcPr/>
+          <w:p>
+            <w:pPr>
+              <w:pStyle w:val="Compact"/>
+            </w:pPr>
+            <w:r>
+              <w:t xml:space="preserve">Email job retried later with backoff</w:t>
+            </w:r>
+          </w:p>
+        </w:tc>
+      </w:tr>
+      <w:tr>
+        <w:tc>
+          <w:tcPr/>
+          <w:p>
+            <w:pPr>
+              <w:pStyle w:val="Compact"/>
+            </w:pPr>
+            <w:r>
+              <w:t xml:space="preserve">Google sign-in token exchange</w:t>
+            </w:r>
+          </w:p>
+        </w:tc>
+        <w:tc>
+          <w:tcPr/>
+          <w:p>
+            <w:pPr>
+              <w:pStyle w:val="Compact"/>
+            </w:pPr>
+            <w:r>
+              <w:rPr>
+                <w:rStyle w:val="VerbatimChar"/>
+              </w:rPr>
+              <w:t xml:space="preserve">google</w:t>
+            </w:r>
+          </w:p>
+        </w:tc>
+        <w:tc>
+          <w:tcPr/>
+          <w:p>
+            <w:pPr>
+              <w:pStyle w:val="Compact"/>
+            </w:pPr>
+            <w:r>
+              <w:t xml:space="preserve">5 / 60 s / 10 s</w:t>
+            </w:r>
+          </w:p>
+        </w:tc>
+        <w:tc>
+          <w:tcPr/>
+          <w:p>
+            <w:pPr>
+              <w:pStyle w:val="Compact"/>
+            </w:pPr>
+            <w:r>
+              <w:t xml:space="preserve">Customer sees</w:t>
+            </w:r>
+            <w:r>
+              <w:t xml:space="preserve"> </w:t>
+            </w:r>
+            <w:r>
+              <w:t xml:space="preserve">“Google sign-in didn’t complete”</w:t>
+            </w:r>
+            <w:r>
+              <w:t xml:space="preserve"> </w:t>
+            </w:r>
+            <w:r>
+              <w:t xml:space="preserve">and can use email</w:t>
+            </w:r>
+          </w:p>
+        </w:tc>
+      </w:tr>
     </w:tbl>
     <w:p>
       <w:pPr>
@@ -4439,7 +4592,7 @@
               <w:pStyle w:val="Compact"/>
             </w:pPr>
             <w:r>
-              <w:t xml:space="preserve">Concierge fuzzy town match</w:t>
+              <w:t xml:space="preserve">AI assistant fuzzy town match</w:t>
             </w:r>
           </w:p>
         </w:tc>

--- a/docs/exports/system-design.docx
+++ b/docs/exports/system-design.docx
@@ -396,7 +396,7 @@
       <w:r>
         <w:drawing>
           <wp:inline>
-            <wp:extent cx="5334000" cy="4000500"/>
+            <wp:extent cx="5334000" cy="4214518"/>
             <wp:effectExtent b="0" l="0" r="0" t="0"/>
             <wp:docPr descr="" title="" id="13" name="Picture"/>
             <a:graphic>
@@ -417,7 +417,7 @@
                   <pic:spPr bwMode="auto">
                     <a:xfrm>
                       <a:off x="0" y="0"/>
-                      <a:ext cx="5334000" cy="4000500"/>
+                      <a:ext cx="5334000" cy="4214518"/>
                     </a:xfrm>
                     <a:prstGeom prst="rect">
                       <a:avLst/>
@@ -800,6 +800,62 @@
             </w:pPr>
             <w:r>
               <w:t xml:space="preserve">2 replicas</w:t>
+            </w:r>
+          </w:p>
+        </w:tc>
+      </w:tr>
+      <w:tr>
+        <w:tc>
+          <w:tcPr/>
+          <w:p>
+            <w:pPr>
+              <w:pStyle w:val="Compact"/>
+            </w:pPr>
+            <w:r>
+              <w:rPr>
+                <w:b/>
+                <w:bCs/>
+              </w:rPr>
+              <w:t xml:space="preserve">ml</w:t>
+            </w:r>
+            <w:r>
+              <w:t xml:space="preserve"> </w:t>
+            </w:r>
+            <w:r>
+              <w:t xml:space="preserve">(FastAPI + LlamaIndex)</w:t>
+            </w:r>
+          </w:p>
+        </w:tc>
+        <w:tc>
+          <w:tcPr/>
+          <w:p>
+            <w:pPr>
+              <w:pStyle w:val="Compact"/>
+            </w:pPr>
+            <w:r>
+              <w:t xml:space="preserve">Chunking, embeddings, cited answers with checks; holds no data, never sees rows the user can’t</w:t>
+            </w:r>
+          </w:p>
+        </w:tc>
+        <w:tc>
+          <w:tcPr/>
+          <w:p>
+            <w:pPr>
+              <w:pStyle w:val="Compact"/>
+            </w:pPr>
+            <w:r>
+              <w:t xml:space="preserve">none</w:t>
+            </w:r>
+          </w:p>
+        </w:tc>
+        <w:tc>
+          <w:tcPr/>
+          <w:p>
+            <w:pPr>
+              <w:pStyle w:val="Compact"/>
+            </w:pPr>
+            <w:r>
+              <w:t xml:space="preserve">Replicas behind a Service; CPU-bound on the model server (Ollama), which scales separately</w:t>
             </w:r>
           </w:p>
         </w:tc>
@@ -3848,6 +3904,88 @@
             </w:pPr>
             <w:r>
               <w:t xml:space="preserve">Job retried later with backoff</w:t>
+            </w:r>
+          </w:p>
+        </w:tc>
+      </w:tr>
+      <w:tr>
+        <w:tc>
+          <w:tcPr/>
+          <w:p>
+            <w:pPr>
+              <w:pStyle w:val="Compact"/>
+            </w:pPr>
+            <w:r>
+              <w:t xml:space="preserve">AI service (</w:t>
+            </w:r>
+            <w:r>
+              <w:rPr>
+                <w:rStyle w:val="VerbatimChar"/>
+              </w:rPr>
+              <w:t xml:space="preserve">ml/</w:t>
+            </w:r>
+            <w:r>
+              <w:t xml:space="preserve">)</w:t>
+            </w:r>
+          </w:p>
+        </w:tc>
+        <w:tc>
+          <w:tcPr/>
+          <w:p>
+            <w:pPr>
+              <w:pStyle w:val="Compact"/>
+            </w:pPr>
+            <w:r>
+              <w:rPr>
+                <w:rStyle w:val="VerbatimChar"/>
+              </w:rPr>
+              <w:t xml:space="preserve">ml:/v1/embed</w:t>
+            </w:r>
+            <w:r>
+              <w:t xml:space="preserve">,</w:t>
+            </w:r>
+            <w:r>
+              <w:t xml:space="preserve"> </w:t>
+            </w:r>
+            <w:r>
+              <w:rPr>
+                <w:rStyle w:val="VerbatimChar"/>
+              </w:rPr>
+              <w:t xml:space="preserve">ml:/v1/chunk</w:t>
+            </w:r>
+            <w:r>
+              <w:t xml:space="preserve">,</w:t>
+            </w:r>
+            <w:r>
+              <w:t xml:space="preserve"> </w:t>
+            </w:r>
+            <w:r>
+              <w:rPr>
+                <w:rStyle w:val="VerbatimChar"/>
+              </w:rPr>
+              <w:t xml:space="preserve">ml:/v1/answer</w:t>
+            </w:r>
+          </w:p>
+        </w:tc>
+        <w:tc>
+          <w:tcPr/>
+          <w:p>
+            <w:pPr>
+              <w:pStyle w:val="Compact"/>
+            </w:pPr>
+            <w:r>
+              <w:t xml:space="preserve">4 / 30 s / 60–90 s</w:t>
+            </w:r>
+          </w:p>
+        </w:tc>
+        <w:tc>
+          <w:tcPr/>
+          <w:p>
+            <w:pPr>
+              <w:pStyle w:val="Compact"/>
+            </w:pPr>
+            <w:r>
+              <w:t xml:space="preserve">Keyword search; documents show the most relevant passages instead of an answer</w:t>
             </w:r>
           </w:p>
         </w:tc>
